--- a/contenus-portefeuille/2026-10-24_Waribei-ebook-financer-son-stock.docx
+++ b/contenus-portefeuille/2026-10-24_Waribei-ebook-financer-son-stock.docx
@@ -471,6 +471,7 @@
     <w:tbl>
       <w:tblPr>
         <w:tblW w:type="auto" w:w="0"/>
+        <w:tblLayout w:type="fixed"/>
         <w:tblLook w:firstColumn="1" w:firstRow="1" w:lastColumn="0" w:lastRow="0" w:noHBand="0" w:noVBand="1" w:val="04A0"/>
         <w:tblBorders>
           <w:top w:val="single" w:sz="4" w:color="E6E9EF"/>
@@ -480,17 +481,18 @@
           <w:insideH w:val="single" w:sz="4" w:color="E6E9EF"/>
           <w:insideV w:val="single" w:sz="4" w:color="E6E9EF"/>
         </w:tblBorders>
+        <w:tblLayout w:type="fixed"/>
       </w:tblPr>
       <w:tblGrid>
-        <w:gridCol w:w="2436"/>
-        <w:gridCol w:w="2436"/>
-        <w:gridCol w:w="2436"/>
-        <w:gridCol w:w="2436"/>
+        <w:gridCol w:w="2058"/>
+        <w:gridCol w:w="2235"/>
+        <w:gridCol w:w="2470"/>
+        <w:gridCol w:w="2647"/>
       </w:tblGrid>
       <w:tr>
         <w:tc>
           <w:tcPr>
-            <w:tcW w:type="dxa" w:w="1984"/>
+            <w:tcW w:type="dxa" w:w="2059"/>
             <w:shd w:val="clear" w:color="auto" w:fill="064C72"/>
           </w:tcPr>
           <w:p>
@@ -507,7 +509,7 @@
         </w:tc>
         <w:tc>
           <w:tcPr>
-            <w:tcW w:type="dxa" w:w="2154"/>
+            <w:tcW w:type="dxa" w:w="2235"/>
             <w:shd w:val="clear" w:color="auto" w:fill="064C72"/>
           </w:tcPr>
           <w:p>
@@ -524,7 +526,7 @@
         </w:tc>
         <w:tc>
           <w:tcPr>
-            <w:tcW w:type="dxa" w:w="2381"/>
+            <w:tcW w:type="dxa" w:w="2470"/>
             <w:shd w:val="clear" w:color="auto" w:fill="064C72"/>
           </w:tcPr>
           <w:p>
@@ -541,7 +543,7 @@
         </w:tc>
         <w:tc>
           <w:tcPr>
-            <w:tcW w:type="dxa" w:w="2551"/>
+            <w:tcW w:type="dxa" w:w="2647"/>
             <w:shd w:val="clear" w:color="auto" w:fill="064C72"/>
           </w:tcPr>
           <w:p>
@@ -560,7 +562,7 @@
       <w:tr>
         <w:tc>
           <w:tcPr>
-            <w:tcW w:type="dxa" w:w="1984"/>
+            <w:tcW w:type="dxa" w:w="2059"/>
           </w:tcPr>
           <w:p>
             <w:r/>
@@ -575,7 +577,7 @@
         </w:tc>
         <w:tc>
           <w:tcPr>
-            <w:tcW w:type="dxa" w:w="2154"/>
+            <w:tcW w:type="dxa" w:w="2235"/>
           </w:tcPr>
           <w:p>
             <w:r/>
@@ -590,7 +592,7 @@
         </w:tc>
         <w:tc>
           <w:tcPr>
-            <w:tcW w:type="dxa" w:w="2381"/>
+            <w:tcW w:type="dxa" w:w="2470"/>
           </w:tcPr>
           <w:p>
             <w:r/>
@@ -605,7 +607,7 @@
         </w:tc>
         <w:tc>
           <w:tcPr>
-            <w:tcW w:type="dxa" w:w="2551"/>
+            <w:tcW w:type="dxa" w:w="2647"/>
           </w:tcPr>
           <w:p>
             <w:r/>
@@ -622,7 +624,7 @@
       <w:tr>
         <w:tc>
           <w:tcPr>
-            <w:tcW w:type="dxa" w:w="1984"/>
+            <w:tcW w:type="dxa" w:w="2059"/>
             <w:shd w:val="clear" w:color="auto" w:fill="FEF1F1"/>
           </w:tcPr>
           <w:p>
@@ -638,7 +640,7 @@
         </w:tc>
         <w:tc>
           <w:tcPr>
-            <w:tcW w:type="dxa" w:w="2154"/>
+            <w:tcW w:type="dxa" w:w="2235"/>
             <w:shd w:val="clear" w:color="auto" w:fill="FEF1F1"/>
           </w:tcPr>
           <w:p>
@@ -654,7 +656,7 @@
         </w:tc>
         <w:tc>
           <w:tcPr>
-            <w:tcW w:type="dxa" w:w="2381"/>
+            <w:tcW w:type="dxa" w:w="2470"/>
             <w:shd w:val="clear" w:color="auto" w:fill="FEF1F1"/>
           </w:tcPr>
           <w:p>
@@ -670,7 +672,7 @@
         </w:tc>
         <w:tc>
           <w:tcPr>
-            <w:tcW w:type="dxa" w:w="2551"/>
+            <w:tcW w:type="dxa" w:w="2647"/>
             <w:shd w:val="clear" w:color="auto" w:fill="FEF1F1"/>
           </w:tcPr>
           <w:p>
@@ -688,7 +690,7 @@
       <w:tr>
         <w:tc>
           <w:tcPr>
-            <w:tcW w:type="dxa" w:w="1984"/>
+            <w:tcW w:type="dxa" w:w="2059"/>
           </w:tcPr>
           <w:p>
             <w:r/>
@@ -703,7 +705,7 @@
         </w:tc>
         <w:tc>
           <w:tcPr>
-            <w:tcW w:type="dxa" w:w="2154"/>
+            <w:tcW w:type="dxa" w:w="2235"/>
           </w:tcPr>
           <w:p>
             <w:r/>
@@ -718,7 +720,7 @@
         </w:tc>
         <w:tc>
           <w:tcPr>
-            <w:tcW w:type="dxa" w:w="2381"/>
+            <w:tcW w:type="dxa" w:w="2470"/>
           </w:tcPr>
           <w:p>
             <w:r/>
@@ -733,7 +735,7 @@
         </w:tc>
         <w:tc>
           <w:tcPr>
-            <w:tcW w:type="dxa" w:w="2551"/>
+            <w:tcW w:type="dxa" w:w="2647"/>
           </w:tcPr>
           <w:p>
             <w:r/>
@@ -750,7 +752,7 @@
       <w:tr>
         <w:tc>
           <w:tcPr>
-            <w:tcW w:type="dxa" w:w="1984"/>
+            <w:tcW w:type="dxa" w:w="2059"/>
             <w:shd w:val="clear" w:color="auto" w:fill="FEF1F1"/>
           </w:tcPr>
           <w:p>
@@ -766,7 +768,7 @@
         </w:tc>
         <w:tc>
           <w:tcPr>
-            <w:tcW w:type="dxa" w:w="2154"/>
+            <w:tcW w:type="dxa" w:w="2235"/>
             <w:shd w:val="clear" w:color="auto" w:fill="FEF1F1"/>
           </w:tcPr>
           <w:p>
@@ -782,7 +784,7 @@
         </w:tc>
         <w:tc>
           <w:tcPr>
-            <w:tcW w:type="dxa" w:w="2381"/>
+            <w:tcW w:type="dxa" w:w="2470"/>
             <w:shd w:val="clear" w:color="auto" w:fill="FEF1F1"/>
           </w:tcPr>
           <w:p>
@@ -798,7 +800,7 @@
         </w:tc>
         <w:tc>
           <w:tcPr>
-            <w:tcW w:type="dxa" w:w="2551"/>
+            <w:tcW w:type="dxa" w:w="2647"/>
             <w:shd w:val="clear" w:color="auto" w:fill="FEF1F1"/>
           </w:tcPr>
           <w:p>
@@ -816,7 +818,7 @@
       <w:tr>
         <w:tc>
           <w:tcPr>
-            <w:tcW w:type="dxa" w:w="1984"/>
+            <w:tcW w:type="dxa" w:w="2059"/>
           </w:tcPr>
           <w:p>
             <w:r/>
@@ -831,7 +833,7 @@
         </w:tc>
         <w:tc>
           <w:tcPr>
-            <w:tcW w:type="dxa" w:w="2154"/>
+            <w:tcW w:type="dxa" w:w="2235"/>
           </w:tcPr>
           <w:p>
             <w:r/>
@@ -846,7 +848,7 @@
         </w:tc>
         <w:tc>
           <w:tcPr>
-            <w:tcW w:type="dxa" w:w="2381"/>
+            <w:tcW w:type="dxa" w:w="2470"/>
           </w:tcPr>
           <w:p>
             <w:r/>
@@ -861,7 +863,7 @@
         </w:tc>
         <w:tc>
           <w:tcPr>
-            <w:tcW w:type="dxa" w:w="2551"/>
+            <w:tcW w:type="dxa" w:w="2647"/>
           </w:tcPr>
           <w:p>
             <w:r/>
@@ -1196,6 +1198,7 @@
     <w:tbl>
       <w:tblPr>
         <w:tblW w:type="auto" w:w="0"/>
+        <w:tblLayout w:type="fixed"/>
         <w:tblLook w:firstColumn="1" w:firstRow="1" w:lastColumn="0" w:lastRow="0" w:noHBand="0" w:noVBand="1" w:val="04A0"/>
         <w:tblBorders>
           <w:top w:val="single" w:sz="4" w:color="E6E9EF"/>
@@ -1205,18 +1208,19 @@
           <w:insideH w:val="single" w:sz="4" w:color="E6E9EF"/>
           <w:insideV w:val="single" w:sz="4" w:color="E6E9EF"/>
         </w:tblBorders>
+        <w:tblLayout w:type="fixed"/>
       </w:tblPr>
       <w:tblGrid>
-        <w:gridCol w:w="1949"/>
-        <w:gridCol w:w="1949"/>
-        <w:gridCol w:w="1949"/>
-        <w:gridCol w:w="1949"/>
-        <w:gridCol w:w="1949"/>
+        <w:gridCol w:w="2353"/>
+        <w:gridCol w:w="1764"/>
+        <w:gridCol w:w="1941"/>
+        <w:gridCol w:w="1647"/>
+        <w:gridCol w:w="1705"/>
       </w:tblGrid>
       <w:tr>
         <w:tc>
           <w:tcPr>
-            <w:tcW w:type="dxa" w:w="2268"/>
+            <w:tcW w:type="dxa" w:w="2353"/>
             <w:shd w:val="clear" w:color="auto" w:fill="064C72"/>
           </w:tcPr>
           <w:p>
@@ -1233,7 +1237,7 @@
         </w:tc>
         <w:tc>
           <w:tcPr>
-            <w:tcW w:type="dxa" w:w="1701"/>
+            <w:tcW w:type="dxa" w:w="1765"/>
             <w:shd w:val="clear" w:color="auto" w:fill="064C72"/>
           </w:tcPr>
           <w:p>
@@ -1250,7 +1254,7 @@
         </w:tc>
         <w:tc>
           <w:tcPr>
-            <w:tcW w:type="dxa" w:w="1871"/>
+            <w:tcW w:type="dxa" w:w="1941"/>
             <w:shd w:val="clear" w:color="auto" w:fill="064C72"/>
           </w:tcPr>
           <w:p>
@@ -1267,7 +1271,7 @@
         </w:tc>
         <w:tc>
           <w:tcPr>
-            <w:tcW w:type="dxa" w:w="1587"/>
+            <w:tcW w:type="dxa" w:w="1647"/>
             <w:shd w:val="clear" w:color="auto" w:fill="064C72"/>
           </w:tcPr>
           <w:p>
@@ -1284,7 +1288,7 @@
         </w:tc>
         <w:tc>
           <w:tcPr>
-            <w:tcW w:type="dxa" w:w="1644"/>
+            <w:tcW w:type="dxa" w:w="1706"/>
             <w:shd w:val="clear" w:color="auto" w:fill="064C72"/>
           </w:tcPr>
           <w:p>
@@ -1303,7 +1307,7 @@
       <w:tr>
         <w:tc>
           <w:tcPr>
-            <w:tcW w:type="dxa" w:w="2268"/>
+            <w:tcW w:type="dxa" w:w="2353"/>
           </w:tcPr>
           <w:p>
             <w:r/>
@@ -1311,7 +1315,7 @@
         </w:tc>
         <w:tc>
           <w:tcPr>
-            <w:tcW w:type="dxa" w:w="1701"/>
+            <w:tcW w:type="dxa" w:w="1765"/>
           </w:tcPr>
           <w:p>
             <w:r/>
@@ -1319,7 +1323,7 @@
         </w:tc>
         <w:tc>
           <w:tcPr>
-            <w:tcW w:type="dxa" w:w="1871"/>
+            <w:tcW w:type="dxa" w:w="1941"/>
           </w:tcPr>
           <w:p>
             <w:r/>
@@ -1327,7 +1331,7 @@
         </w:tc>
         <w:tc>
           <w:tcPr>
-            <w:tcW w:type="dxa" w:w="1587"/>
+            <w:tcW w:type="dxa" w:w="1647"/>
           </w:tcPr>
           <w:p>
             <w:r/>
@@ -1335,7 +1339,7 @@
         </w:tc>
         <w:tc>
           <w:tcPr>
-            <w:tcW w:type="dxa" w:w="1644"/>
+            <w:tcW w:type="dxa" w:w="1706"/>
           </w:tcPr>
           <w:p>
             <w:r/>
@@ -1345,7 +1349,7 @@
       <w:tr>
         <w:tc>
           <w:tcPr>
-            <w:tcW w:type="dxa" w:w="2268"/>
+            <w:tcW w:type="dxa" w:w="2353"/>
             <w:shd w:val="clear" w:color="auto" w:fill="FEF1F1"/>
           </w:tcPr>
           <w:p>
@@ -1354,7 +1358,7 @@
         </w:tc>
         <w:tc>
           <w:tcPr>
-            <w:tcW w:type="dxa" w:w="1701"/>
+            <w:tcW w:type="dxa" w:w="1765"/>
             <w:shd w:val="clear" w:color="auto" w:fill="FEF1F1"/>
           </w:tcPr>
           <w:p>
@@ -1363,7 +1367,7 @@
         </w:tc>
         <w:tc>
           <w:tcPr>
-            <w:tcW w:type="dxa" w:w="1871"/>
+            <w:tcW w:type="dxa" w:w="1941"/>
             <w:shd w:val="clear" w:color="auto" w:fill="FEF1F1"/>
           </w:tcPr>
           <w:p>
@@ -1372,7 +1376,7 @@
         </w:tc>
         <w:tc>
           <w:tcPr>
-            <w:tcW w:type="dxa" w:w="1587"/>
+            <w:tcW w:type="dxa" w:w="1647"/>
             <w:shd w:val="clear" w:color="auto" w:fill="FEF1F1"/>
           </w:tcPr>
           <w:p>
@@ -1381,7 +1385,7 @@
         </w:tc>
         <w:tc>
           <w:tcPr>
-            <w:tcW w:type="dxa" w:w="1644"/>
+            <w:tcW w:type="dxa" w:w="1706"/>
             <w:shd w:val="clear" w:color="auto" w:fill="FEF1F1"/>
           </w:tcPr>
           <w:p>
@@ -1392,7 +1396,7 @@
       <w:tr>
         <w:tc>
           <w:tcPr>
-            <w:tcW w:type="dxa" w:w="2268"/>
+            <w:tcW w:type="dxa" w:w="2353"/>
           </w:tcPr>
           <w:p>
             <w:r/>
@@ -1400,7 +1404,7 @@
         </w:tc>
         <w:tc>
           <w:tcPr>
-            <w:tcW w:type="dxa" w:w="1701"/>
+            <w:tcW w:type="dxa" w:w="1765"/>
           </w:tcPr>
           <w:p>
             <w:r/>
@@ -1408,7 +1412,7 @@
         </w:tc>
         <w:tc>
           <w:tcPr>
-            <w:tcW w:type="dxa" w:w="1871"/>
+            <w:tcW w:type="dxa" w:w="1941"/>
           </w:tcPr>
           <w:p>
             <w:r/>
@@ -1416,7 +1420,7 @@
         </w:tc>
         <w:tc>
           <w:tcPr>
-            <w:tcW w:type="dxa" w:w="1587"/>
+            <w:tcW w:type="dxa" w:w="1647"/>
           </w:tcPr>
           <w:p>
             <w:r/>
@@ -1424,7 +1428,7 @@
         </w:tc>
         <w:tc>
           <w:tcPr>
-            <w:tcW w:type="dxa" w:w="1644"/>
+            <w:tcW w:type="dxa" w:w="1706"/>
           </w:tcPr>
           <w:p>
             <w:r/>
@@ -1434,7 +1438,7 @@
       <w:tr>
         <w:tc>
           <w:tcPr>
-            <w:tcW w:type="dxa" w:w="2268"/>
+            <w:tcW w:type="dxa" w:w="2353"/>
             <w:shd w:val="clear" w:color="auto" w:fill="FEF1F1"/>
           </w:tcPr>
           <w:p>
@@ -1443,7 +1447,7 @@
         </w:tc>
         <w:tc>
           <w:tcPr>
-            <w:tcW w:type="dxa" w:w="1701"/>
+            <w:tcW w:type="dxa" w:w="1765"/>
             <w:shd w:val="clear" w:color="auto" w:fill="FEF1F1"/>
           </w:tcPr>
           <w:p>
@@ -1452,7 +1456,7 @@
         </w:tc>
         <w:tc>
           <w:tcPr>
-            <w:tcW w:type="dxa" w:w="1871"/>
+            <w:tcW w:type="dxa" w:w="1941"/>
             <w:shd w:val="clear" w:color="auto" w:fill="FEF1F1"/>
           </w:tcPr>
           <w:p>
@@ -1461,7 +1465,7 @@
         </w:tc>
         <w:tc>
           <w:tcPr>
-            <w:tcW w:type="dxa" w:w="1587"/>
+            <w:tcW w:type="dxa" w:w="1647"/>
             <w:shd w:val="clear" w:color="auto" w:fill="FEF1F1"/>
           </w:tcPr>
           <w:p>
@@ -1470,7 +1474,7 @@
         </w:tc>
         <w:tc>
           <w:tcPr>
-            <w:tcW w:type="dxa" w:w="1644"/>
+            <w:tcW w:type="dxa" w:w="1706"/>
             <w:shd w:val="clear" w:color="auto" w:fill="FEF1F1"/>
           </w:tcPr>
           <w:p>
@@ -1481,7 +1485,7 @@
       <w:tr>
         <w:tc>
           <w:tcPr>
-            <w:tcW w:type="dxa" w:w="2268"/>
+            <w:tcW w:type="dxa" w:w="2353"/>
           </w:tcPr>
           <w:p>
             <w:r/>
@@ -1489,7 +1493,7 @@
         </w:tc>
         <w:tc>
           <w:tcPr>
-            <w:tcW w:type="dxa" w:w="1701"/>
+            <w:tcW w:type="dxa" w:w="1765"/>
           </w:tcPr>
           <w:p>
             <w:r/>
@@ -1497,7 +1501,7 @@
         </w:tc>
         <w:tc>
           <w:tcPr>
-            <w:tcW w:type="dxa" w:w="1871"/>
+            <w:tcW w:type="dxa" w:w="1941"/>
           </w:tcPr>
           <w:p>
             <w:r/>
@@ -1505,7 +1509,7 @@
         </w:tc>
         <w:tc>
           <w:tcPr>
-            <w:tcW w:type="dxa" w:w="1587"/>
+            <w:tcW w:type="dxa" w:w="1647"/>
           </w:tcPr>
           <w:p>
             <w:r/>
@@ -1513,7 +1517,7 @@
         </w:tc>
         <w:tc>
           <w:tcPr>
-            <w:tcW w:type="dxa" w:w="1644"/>
+            <w:tcW w:type="dxa" w:w="1706"/>
           </w:tcPr>
           <w:p>
             <w:r/>
@@ -1533,6 +1537,7 @@
     <w:tbl>
       <w:tblPr>
         <w:tblW w:type="auto" w:w="0"/>
+        <w:tblLayout w:type="fixed"/>
         <w:tblLook w:firstColumn="1" w:firstRow="1" w:lastColumn="0" w:lastRow="0" w:noHBand="0" w:noVBand="1" w:val="04A0"/>
         <w:tblBorders>
           <w:top w:val="single" w:sz="4" w:color="E6E9EF"/>
@@ -1542,19 +1547,20 @@
           <w:insideH w:val="single" w:sz="4" w:color="E6E9EF"/>
           <w:insideV w:val="single" w:sz="4" w:color="E6E9EF"/>
         </w:tblBorders>
+        <w:tblLayout w:type="fixed"/>
       </w:tblPr>
       <w:tblGrid>
-        <w:gridCol w:w="1624"/>
-        <w:gridCol w:w="1624"/>
-        <w:gridCol w:w="1624"/>
-        <w:gridCol w:w="1624"/>
-        <w:gridCol w:w="1624"/>
-        <w:gridCol w:w="1624"/>
+        <w:gridCol w:w="1882"/>
+        <w:gridCol w:w="1529"/>
+        <w:gridCol w:w="1470"/>
+        <w:gridCol w:w="1411"/>
+        <w:gridCol w:w="1647"/>
+        <w:gridCol w:w="1470"/>
       </w:tblGrid>
       <w:tr>
         <w:tc>
           <w:tcPr>
-            <w:tcW w:type="dxa" w:w="1814"/>
+            <w:tcW w:type="dxa" w:w="1882"/>
             <w:shd w:val="clear" w:color="auto" w:fill="064C72"/>
           </w:tcPr>
           <w:p>
@@ -1571,7 +1577,7 @@
         </w:tc>
         <w:tc>
           <w:tcPr>
-            <w:tcW w:type="dxa" w:w="1474"/>
+            <w:tcW w:type="dxa" w:w="1529"/>
             <w:shd w:val="clear" w:color="auto" w:fill="064C72"/>
           </w:tcPr>
           <w:p>
@@ -1588,7 +1594,7 @@
         </w:tc>
         <w:tc>
           <w:tcPr>
-            <w:tcW w:type="dxa" w:w="1417"/>
+            <w:tcW w:type="dxa" w:w="1470"/>
             <w:shd w:val="clear" w:color="auto" w:fill="064C72"/>
           </w:tcPr>
           <w:p>
@@ -1605,7 +1611,7 @@
         </w:tc>
         <w:tc>
           <w:tcPr>
-            <w:tcW w:type="dxa" w:w="1361"/>
+            <w:tcW w:type="dxa" w:w="1412"/>
             <w:shd w:val="clear" w:color="auto" w:fill="064C72"/>
           </w:tcPr>
           <w:p>
@@ -1622,7 +1628,7 @@
         </w:tc>
         <w:tc>
           <w:tcPr>
-            <w:tcW w:type="dxa" w:w="1587"/>
+            <w:tcW w:type="dxa" w:w="1647"/>
             <w:shd w:val="clear" w:color="auto" w:fill="064C72"/>
           </w:tcPr>
           <w:p>
@@ -1639,7 +1645,7 @@
         </w:tc>
         <w:tc>
           <w:tcPr>
-            <w:tcW w:type="dxa" w:w="1417"/>
+            <w:tcW w:type="dxa" w:w="1470"/>
             <w:shd w:val="clear" w:color="auto" w:fill="064C72"/>
           </w:tcPr>
           <w:p>
@@ -1658,7 +1664,7 @@
       <w:tr>
         <w:tc>
           <w:tcPr>
-            <w:tcW w:type="dxa" w:w="1814"/>
+            <w:tcW w:type="dxa" w:w="1882"/>
           </w:tcPr>
           <w:p>
             <w:r/>
@@ -1666,7 +1672,7 @@
         </w:tc>
         <w:tc>
           <w:tcPr>
-            <w:tcW w:type="dxa" w:w="1474"/>
+            <w:tcW w:type="dxa" w:w="1529"/>
           </w:tcPr>
           <w:p>
             <w:r/>
@@ -1674,7 +1680,7 @@
         </w:tc>
         <w:tc>
           <w:tcPr>
-            <w:tcW w:type="dxa" w:w="1417"/>
+            <w:tcW w:type="dxa" w:w="1470"/>
           </w:tcPr>
           <w:p>
             <w:r/>
@@ -1682,7 +1688,7 @@
         </w:tc>
         <w:tc>
           <w:tcPr>
-            <w:tcW w:type="dxa" w:w="1361"/>
+            <w:tcW w:type="dxa" w:w="1412"/>
           </w:tcPr>
           <w:p>
             <w:r/>
@@ -1690,7 +1696,7 @@
         </w:tc>
         <w:tc>
           <w:tcPr>
-            <w:tcW w:type="dxa" w:w="1587"/>
+            <w:tcW w:type="dxa" w:w="1647"/>
           </w:tcPr>
           <w:p>
             <w:r/>
@@ -1698,7 +1704,7 @@
         </w:tc>
         <w:tc>
           <w:tcPr>
-            <w:tcW w:type="dxa" w:w="1417"/>
+            <w:tcW w:type="dxa" w:w="1470"/>
           </w:tcPr>
           <w:p>
             <w:r/>
@@ -1708,7 +1714,7 @@
       <w:tr>
         <w:tc>
           <w:tcPr>
-            <w:tcW w:type="dxa" w:w="1814"/>
+            <w:tcW w:type="dxa" w:w="1882"/>
             <w:shd w:val="clear" w:color="auto" w:fill="FEF1F1"/>
           </w:tcPr>
           <w:p>
@@ -1717,7 +1723,7 @@
         </w:tc>
         <w:tc>
           <w:tcPr>
-            <w:tcW w:type="dxa" w:w="1474"/>
+            <w:tcW w:type="dxa" w:w="1529"/>
             <w:shd w:val="clear" w:color="auto" w:fill="FEF1F1"/>
           </w:tcPr>
           <w:p>
@@ -1726,7 +1732,7 @@
         </w:tc>
         <w:tc>
           <w:tcPr>
-            <w:tcW w:type="dxa" w:w="1417"/>
+            <w:tcW w:type="dxa" w:w="1470"/>
             <w:shd w:val="clear" w:color="auto" w:fill="FEF1F1"/>
           </w:tcPr>
           <w:p>
@@ -1735,7 +1741,7 @@
         </w:tc>
         <w:tc>
           <w:tcPr>
-            <w:tcW w:type="dxa" w:w="1361"/>
+            <w:tcW w:type="dxa" w:w="1412"/>
             <w:shd w:val="clear" w:color="auto" w:fill="FEF1F1"/>
           </w:tcPr>
           <w:p>
@@ -1744,7 +1750,7 @@
         </w:tc>
         <w:tc>
           <w:tcPr>
-            <w:tcW w:type="dxa" w:w="1587"/>
+            <w:tcW w:type="dxa" w:w="1647"/>
             <w:shd w:val="clear" w:color="auto" w:fill="FEF1F1"/>
           </w:tcPr>
           <w:p>
@@ -1753,7 +1759,7 @@
         </w:tc>
         <w:tc>
           <w:tcPr>
-            <w:tcW w:type="dxa" w:w="1417"/>
+            <w:tcW w:type="dxa" w:w="1470"/>
             <w:shd w:val="clear" w:color="auto" w:fill="FEF1F1"/>
           </w:tcPr>
           <w:p>
@@ -1764,7 +1770,7 @@
       <w:tr>
         <w:tc>
           <w:tcPr>
-            <w:tcW w:type="dxa" w:w="1814"/>
+            <w:tcW w:type="dxa" w:w="1882"/>
           </w:tcPr>
           <w:p>
             <w:r/>
@@ -1772,7 +1778,7 @@
         </w:tc>
         <w:tc>
           <w:tcPr>
-            <w:tcW w:type="dxa" w:w="1474"/>
+            <w:tcW w:type="dxa" w:w="1529"/>
           </w:tcPr>
           <w:p>
             <w:r/>
@@ -1780,7 +1786,7 @@
         </w:tc>
         <w:tc>
           <w:tcPr>
-            <w:tcW w:type="dxa" w:w="1417"/>
+            <w:tcW w:type="dxa" w:w="1470"/>
           </w:tcPr>
           <w:p>
             <w:r/>
@@ -1788,7 +1794,7 @@
         </w:tc>
         <w:tc>
           <w:tcPr>
-            <w:tcW w:type="dxa" w:w="1361"/>
+            <w:tcW w:type="dxa" w:w="1412"/>
           </w:tcPr>
           <w:p>
             <w:r/>
@@ -1796,7 +1802,7 @@
         </w:tc>
         <w:tc>
           <w:tcPr>
-            <w:tcW w:type="dxa" w:w="1587"/>
+            <w:tcW w:type="dxa" w:w="1647"/>
           </w:tcPr>
           <w:p>
             <w:r/>
@@ -1804,7 +1810,7 @@
         </w:tc>
         <w:tc>
           <w:tcPr>
-            <w:tcW w:type="dxa" w:w="1417"/>
+            <w:tcW w:type="dxa" w:w="1470"/>
           </w:tcPr>
           <w:p>
             <w:r/>
@@ -1814,7 +1820,7 @@
       <w:tr>
         <w:tc>
           <w:tcPr>
-            <w:tcW w:type="dxa" w:w="1814"/>
+            <w:tcW w:type="dxa" w:w="1882"/>
             <w:shd w:val="clear" w:color="auto" w:fill="FEF1F1"/>
           </w:tcPr>
           <w:p>
@@ -1823,7 +1829,7 @@
         </w:tc>
         <w:tc>
           <w:tcPr>
-            <w:tcW w:type="dxa" w:w="1474"/>
+            <w:tcW w:type="dxa" w:w="1529"/>
             <w:shd w:val="clear" w:color="auto" w:fill="FEF1F1"/>
           </w:tcPr>
           <w:p>
@@ -1832,7 +1838,7 @@
         </w:tc>
         <w:tc>
           <w:tcPr>
-            <w:tcW w:type="dxa" w:w="1417"/>
+            <w:tcW w:type="dxa" w:w="1470"/>
             <w:shd w:val="clear" w:color="auto" w:fill="FEF1F1"/>
           </w:tcPr>
           <w:p>
@@ -1841,7 +1847,7 @@
         </w:tc>
         <w:tc>
           <w:tcPr>
-            <w:tcW w:type="dxa" w:w="1361"/>
+            <w:tcW w:type="dxa" w:w="1412"/>
             <w:shd w:val="clear" w:color="auto" w:fill="FEF1F1"/>
           </w:tcPr>
           <w:p>
@@ -1850,7 +1856,7 @@
         </w:tc>
         <w:tc>
           <w:tcPr>
-            <w:tcW w:type="dxa" w:w="1587"/>
+            <w:tcW w:type="dxa" w:w="1647"/>
             <w:shd w:val="clear" w:color="auto" w:fill="FEF1F1"/>
           </w:tcPr>
           <w:p>
@@ -1859,7 +1865,7 @@
         </w:tc>
         <w:tc>
           <w:tcPr>
-            <w:tcW w:type="dxa" w:w="1417"/>
+            <w:tcW w:type="dxa" w:w="1470"/>
             <w:shd w:val="clear" w:color="auto" w:fill="FEF1F1"/>
           </w:tcPr>
           <w:p>
